--- a/刷题笔记.docx
+++ b/刷题笔记.docx
@@ -1857,7 +1857,7 @@
         <w:widowControl/>
         <w:numPr>
           <w:ilvl w:val="0"/>
-          <w:numId w:val="2"/>
+          <w:numId w:val="0"/>
         </w:numPr>
         <w:suppressLineNumbers w:val="0"/>
         <w:spacing w:before="0" w:beforeAutospacing="1" w:after="0" w:afterAutospacing="1"/>
@@ -1870,6 +1870,16 @@
           <w:lang w:val="en-US" w:eastAsia="zh-CN"/>
         </w:rPr>
       </w:pPr>
+      <w:r>
+        <w:rPr>
+          <w:rFonts w:hint="eastAsia" w:ascii="宋体" w:hAnsi="宋体" w:eastAsia="宋体" w:cs="宋体"/>
+          <w:kern w:val="2"/>
+          <w:sz w:val="24"/>
+          <w:szCs w:val="24"/>
+          <w:lang w:val="en-US" w:eastAsia="zh-CN" w:bidi="ar-SA"/>
+        </w:rPr>
+        <w:t>12.</w:t>
+      </w:r>
       <w:r>
         <w:rPr>
           <w:rFonts w:hint="eastAsia" w:ascii="宋体" w:hAnsi="宋体" w:eastAsia="宋体" w:cs="宋体"/>
@@ -1955,7 +1965,7 @@
         <w:widowControl/>
         <w:numPr>
           <w:ilvl w:val="0"/>
-          <w:numId w:val="2"/>
+          <w:numId w:val="0"/>
         </w:numPr>
         <w:suppressLineNumbers w:val="0"/>
         <w:spacing w:before="0" w:beforeAutospacing="1" w:after="0" w:afterAutospacing="1"/>
@@ -1968,6 +1978,16 @@
           <w:lang w:val="en-US" w:eastAsia="zh-CN"/>
         </w:rPr>
       </w:pPr>
+      <w:r>
+        <w:rPr>
+          <w:rFonts w:hint="eastAsia" w:ascii="宋体" w:hAnsi="宋体" w:eastAsia="宋体" w:cs="宋体"/>
+          <w:kern w:val="2"/>
+          <w:sz w:val="24"/>
+          <w:szCs w:val="24"/>
+          <w:lang w:val="en-US" w:eastAsia="zh-CN" w:bidi="ar-SA"/>
+        </w:rPr>
+        <w:t>13.</w:t>
+      </w:r>
       <w:r>
         <w:rPr>
           <w:rFonts w:hint="eastAsia" w:ascii="宋体" w:hAnsi="宋体" w:eastAsia="宋体" w:cs="宋体"/>
@@ -2272,8 +2292,6 @@
         </w:rPr>
         <w:t>curr=next,即curr指向的节点发生改变，curr.next也发生改变</w:t>
       </w:r>
-      <w:bookmarkStart w:id="0" w:name="_GoBack"/>
-      <w:bookmarkEnd w:id="0"/>
     </w:p>
     <w:p>
       <w:pPr>
@@ -2282,6 +2300,220 @@
         <w:widowControl/>
         <w:numPr>
           <w:ilvl w:val="0"/>
+          <w:numId w:val="0"/>
+        </w:numPr>
+        <w:suppressLineNumbers w:val="0"/>
+        <w:spacing w:before="0" w:beforeAutospacing="1" w:after="0" w:afterAutospacing="1"/>
+        <w:ind w:left="0" w:leftChars="0" w:right="0" w:rightChars="0" w:firstLine="0" w:firstLineChars="0"/>
+        <w:jc w:val="left"/>
+        <w:rPr>
+          <w:rFonts w:hint="eastAsia" w:ascii="宋体" w:hAnsi="宋体" w:eastAsia="宋体" w:cs="宋体"/>
+          <w:sz w:val="24"/>
+          <w:szCs w:val="24"/>
+          <w:lang w:val="en-US" w:eastAsia="zh-CN"/>
+        </w:rPr>
+      </w:pPr>
+      <w:r>
+        <w:rPr>
+          <w:rFonts w:hint="eastAsia" w:ascii="宋体" w:hAnsi="宋体" w:eastAsia="宋体" w:cs="宋体"/>
+          <w:kern w:val="2"/>
+          <w:sz w:val="24"/>
+          <w:szCs w:val="24"/>
+          <w:lang w:val="en-US" w:eastAsia="zh-CN" w:bidi="ar-SA"/>
+        </w:rPr>
+        <w:t>15.</w:t>
+      </w:r>
+      <w:r>
+        <w:rPr>
+          <w:rFonts w:hint="eastAsia" w:ascii="宋体" w:hAnsi="宋体" w:eastAsia="宋体" w:cs="宋体"/>
+          <w:sz w:val="24"/>
+          <w:szCs w:val="24"/>
+          <w:lang w:val="en-US" w:eastAsia="zh-CN"/>
+        </w:rPr>
+        <w:t>do while</w:t>
+      </w:r>
+    </w:p>
+    <w:p>
+      <w:pPr>
+        <w:keepNext w:val="0"/>
+        <w:keepLines w:val="0"/>
+        <w:widowControl/>
+        <w:numPr>
+          <w:numId w:val="0"/>
+        </w:numPr>
+        <w:suppressLineNumbers w:val="0"/>
+        <w:spacing w:before="0" w:beforeAutospacing="1" w:after="0" w:afterAutospacing="1"/>
+        <w:ind w:leftChars="0" w:right="0" w:rightChars="0"/>
+        <w:jc w:val="left"/>
+        <w:rPr>
+          <w:rFonts w:ascii="宋体" w:hAnsi="宋体" w:eastAsia="宋体" w:cs="宋体"/>
+          <w:sz w:val="24"/>
+          <w:szCs w:val="24"/>
+        </w:rPr>
+      </w:pPr>
+      <w:r>
+        <w:rPr>
+          <w:rFonts w:ascii="宋体" w:hAnsi="宋体" w:eastAsia="宋体" w:cs="宋体"/>
+          <w:sz w:val="24"/>
+          <w:szCs w:val="24"/>
+        </w:rPr>
+        <w:drawing>
+          <wp:inline distT="0" distB="0" distL="114300" distR="114300">
+            <wp:extent cx="5911215" cy="2149475"/>
+            <wp:effectExtent l="0" t="0" r="0" b="14605"/>
+            <wp:docPr id="21" name="图片 1" descr="IMG_256"/>
+            <wp:cNvGraphicFramePr>
+              <a:graphicFrameLocks xmlns:a="http://schemas.openxmlformats.org/drawingml/2006/main" noChangeAspect="1"/>
+            </wp:cNvGraphicFramePr>
+            <a:graphic xmlns:a="http://schemas.openxmlformats.org/drawingml/2006/main">
+              <a:graphicData uri="http://schemas.openxmlformats.org/drawingml/2006/picture">
+                <pic:pic xmlns:pic="http://schemas.openxmlformats.org/drawingml/2006/picture">
+                  <pic:nvPicPr>
+                    <pic:cNvPr id="21" name="图片 1" descr="IMG_256"/>
+                    <pic:cNvPicPr>
+                      <a:picLocks noChangeAspect="1"/>
+                    </pic:cNvPicPr>
+                  </pic:nvPicPr>
+                  <pic:blipFill>
+                    <a:blip r:embed="rId24"/>
+                    <a:stretch>
+                      <a:fillRect/>
+                    </a:stretch>
+                  </pic:blipFill>
+                  <pic:spPr>
+                    <a:xfrm>
+                      <a:off x="0" y="0"/>
+                      <a:ext cx="5911215" cy="2149475"/>
+                    </a:xfrm>
+                    <a:prstGeom prst="rect">
+                      <a:avLst/>
+                    </a:prstGeom>
+                    <a:noFill/>
+                    <a:ln w="9525">
+                      <a:noFill/>
+                    </a:ln>
+                  </pic:spPr>
+                </pic:pic>
+              </a:graphicData>
+            </a:graphic>
+          </wp:inline>
+        </w:drawing>
+      </w:r>
+    </w:p>
+    <w:p>
+      <w:pPr>
+        <w:keepNext w:val="0"/>
+        <w:keepLines w:val="0"/>
+        <w:widowControl/>
+        <w:numPr>
+          <w:ilvl w:val="0"/>
+          <w:numId w:val="0"/>
+        </w:numPr>
+        <w:suppressLineNumbers w:val="0"/>
+        <w:spacing w:before="0" w:beforeAutospacing="1" w:after="0" w:afterAutospacing="1"/>
+        <w:ind w:leftChars="0" w:right="0" w:rightChars="0"/>
+        <w:jc w:val="left"/>
+        <w:rPr>
+          <w:rFonts w:hint="eastAsia" w:ascii="宋体" w:hAnsi="宋体" w:eastAsia="宋体" w:cs="宋体"/>
+          <w:sz w:val="24"/>
+          <w:szCs w:val="24"/>
+          <w:lang w:val="en-US" w:eastAsia="zh-CN"/>
+        </w:rPr>
+      </w:pPr>
+      <w:r>
+        <w:rPr>
+          <w:rFonts w:hint="eastAsia" w:ascii="宋体" w:hAnsi="宋体" w:eastAsia="宋体" w:cs="宋体"/>
+          <w:sz w:val="24"/>
+          <w:szCs w:val="24"/>
+          <w:lang w:val="en-US" w:eastAsia="zh-CN"/>
+        </w:rPr>
+        <w:t>16.</w:t>
+      </w:r>
+      <w:r>
+        <w:rPr>
+          <w:rFonts w:hint="default" w:ascii="宋体" w:hAnsi="宋体" w:eastAsia="宋体" w:cs="宋体"/>
+          <w:sz w:val="24"/>
+          <w:szCs w:val="24"/>
+          <w:lang w:val="en-US" w:eastAsia="zh-CN"/>
+        </w:rPr>
+        <w:t>快慢指针</w:t>
+      </w:r>
+    </w:p>
+    <w:p>
+      <w:pPr>
+        <w:keepNext w:val="0"/>
+        <w:keepLines w:val="0"/>
+        <w:widowControl/>
+        <w:numPr>
+          <w:numId w:val="0"/>
+        </w:numPr>
+        <w:suppressLineNumbers w:val="0"/>
+        <w:spacing w:before="0" w:beforeAutospacing="1" w:after="0" w:afterAutospacing="1"/>
+        <w:ind w:leftChars="0" w:right="0" w:rightChars="0"/>
+        <w:jc w:val="left"/>
+        <w:rPr>
+          <w:rFonts w:hint="default" w:ascii="宋体" w:hAnsi="宋体" w:eastAsia="宋体" w:cs="宋体"/>
+          <w:sz w:val="24"/>
+          <w:szCs w:val="24"/>
+          <w:lang w:val="en-US" w:eastAsia="zh-CN"/>
+        </w:rPr>
+      </w:pPr>
+      <w:r>
+        <w:rPr>
+          <w:rFonts w:hint="default" w:ascii="宋体" w:hAnsi="宋体" w:eastAsia="宋体" w:cs="宋体"/>
+          <w:sz w:val="24"/>
+          <w:szCs w:val="24"/>
+          <w:lang w:val="en-US" w:eastAsia="zh-CN"/>
+        </w:rPr>
+        <w:t>本方法需要读者对「Floyd 判圈算法」（又称龟兔赛跑算法）有所了解。</w:t>
+      </w:r>
+    </w:p>
+    <w:p>
+      <w:pPr>
+        <w:keepNext w:val="0"/>
+        <w:keepLines w:val="0"/>
+        <w:widowControl/>
+        <w:numPr>
+          <w:numId w:val="0"/>
+        </w:numPr>
+        <w:suppressLineNumbers w:val="0"/>
+        <w:spacing w:before="0" w:beforeAutospacing="1" w:after="0" w:afterAutospacing="1"/>
+        <w:ind w:leftChars="0" w:right="0" w:rightChars="0"/>
+        <w:jc w:val="left"/>
+        <w:rPr>
+          <w:rFonts w:hint="default" w:ascii="宋体" w:hAnsi="宋体" w:eastAsia="宋体" w:cs="宋体"/>
+          <w:sz w:val="24"/>
+          <w:szCs w:val="24"/>
+          <w:lang w:val="en-US" w:eastAsia="zh-CN"/>
+        </w:rPr>
+      </w:pPr>
+      <w:r>
+        <w:rPr>
+          <w:rFonts w:hint="default" w:ascii="宋体" w:hAnsi="宋体" w:eastAsia="宋体" w:cs="宋体"/>
+          <w:sz w:val="24"/>
+          <w:szCs w:val="24"/>
+          <w:lang w:val="en-US" w:eastAsia="zh-CN"/>
+        </w:rPr>
+        <w:t>假想「乌龟」和「兔子」在链表上移动，「兔子」跑得快，「乌龟」跑得慢。当「乌龟」和「兔子」从链表上的同一个节点开始移动时，如果该链表中没有环，那么「兔子」将一直处于「乌龟」的前方；如果该链表中有环，那么「兔子」会先于「乌龟」进入环，并且一直在环内移动。等到「乌龟」进入环时，由于「兔子」的速度快，它一定会在某个时刻与乌龟相遇，</w:t>
+      </w:r>
+      <w:bookmarkStart w:id="0" w:name="_GoBack"/>
+      <w:bookmarkEnd w:id="0"/>
+      <w:r>
+        <w:rPr>
+          <w:rFonts w:hint="default" w:ascii="宋体" w:hAnsi="宋体" w:eastAsia="宋体" w:cs="宋体"/>
+          <w:sz w:val="24"/>
+          <w:szCs w:val="24"/>
+          <w:lang w:val="en-US" w:eastAsia="zh-CN"/>
+        </w:rPr>
+        <w:t>即套了「乌龟」若干圈。</w:t>
+      </w:r>
+    </w:p>
+    <w:p>
+      <w:pPr>
+        <w:keepNext w:val="0"/>
+        <w:keepLines w:val="0"/>
+        <w:widowControl/>
+        <w:numPr>
           <w:numId w:val="0"/>
         </w:numPr>
         <w:suppressLineNumbers w:val="0"/>
@@ -2324,27 +2556,8 @@
       </w:pPr>
     </w:lvl>
   </w:abstractNum>
-  <w:abstractNum w:abstractNumId="1">
-    <w:nsid w:val="4A87389C"/>
-    <w:multiLevelType w:val="singleLevel"/>
-    <w:tmpl w:val="4A87389C"/>
-    <w:lvl w:ilvl="0" w:tentative="0">
-      <w:start w:val="12"/>
-      <w:numFmt w:val="decimal"/>
-      <w:lvlText w:val="%1."/>
-      <w:lvlJc w:val="left"/>
-      <w:pPr>
-        <w:tabs>
-          <w:tab w:val="left" w:pos="312"/>
-        </w:tabs>
-      </w:pPr>
-    </w:lvl>
-  </w:abstractNum>
   <w:num w:numId="1">
     <w:abstractNumId w:val="0"/>
-  </w:num>
-  <w:num w:numId="2">
-    <w:abstractNumId w:val="1"/>
   </w:num>
 </w:numbering>
 </file>
@@ -2452,7 +2665,7 @@
     <w:lsdException w:unhideWhenUsed="0" w:uiPriority="0" w:semiHidden="0" w:name="Document Map"/>
     <w:lsdException w:unhideWhenUsed="0" w:uiPriority="0" w:semiHidden="0" w:name="Plain Text"/>
     <w:lsdException w:unhideWhenUsed="0" w:uiPriority="0" w:semiHidden="0" w:name="E-mail Signature"/>
-    <w:lsdException w:unhideWhenUsed="0" w:uiPriority="0" w:semiHidden="0" w:name="Normal (Web)"/>
+    <w:lsdException w:qFormat="1" w:unhideWhenUsed="0" w:uiPriority="0" w:semiHidden="0" w:name="Normal (Web)"/>
     <w:lsdException w:unhideWhenUsed="0" w:uiPriority="0" w:semiHidden="0" w:name="HTML Acronym"/>
     <w:lsdException w:unhideWhenUsed="0" w:uiPriority="0" w:semiHidden="0" w:name="HTML Address"/>
     <w:lsdException w:unhideWhenUsed="0" w:uiPriority="0" w:semiHidden="0" w:name="HTML Cite"/>
@@ -2648,6 +2861,7 @@
   <w:style w:type="paragraph" w:styleId="2">
     <w:name w:val="Normal (Web)"/>
     <w:basedOn w:val="1"/>
+    <w:qFormat/>
     <w:uiPriority w:val="0"/>
     <w:pPr>
       <w:spacing w:before="0" w:beforeAutospacing="1" w:after="0" w:afterAutospacing="1"/>

--- a/刷题笔记.docx
+++ b/刷题笔记.docx
@@ -2339,6 +2339,7 @@
         <w:keepLines w:val="0"/>
         <w:widowControl/>
         <w:numPr>
+          <w:ilvl w:val="0"/>
           <w:numId w:val="0"/>
         </w:numPr>
         <w:suppressLineNumbers w:val="0"/>
@@ -2445,6 +2446,7 @@
         <w:keepLines w:val="0"/>
         <w:widowControl/>
         <w:numPr>
+          <w:ilvl w:val="0"/>
           <w:numId w:val="0"/>
         </w:numPr>
         <w:suppressLineNumbers w:val="0"/>
@@ -2474,6 +2476,7 @@
         <w:keepLines w:val="0"/>
         <w:widowControl/>
         <w:numPr>
+          <w:ilvl w:val="0"/>
           <w:numId w:val="0"/>
         </w:numPr>
         <w:suppressLineNumbers w:val="0"/>
@@ -2494,39 +2497,357 @@
           <w:szCs w:val="24"/>
           <w:lang w:val="en-US" w:eastAsia="zh-CN"/>
         </w:rPr>
-        <w:t>假想「乌龟」和「兔子」在链表上移动，「兔子」跑得快，「乌龟」跑得慢。当「乌龟」和「兔子」从链表上的同一个节点开始移动时，如果该链表中没有环，那么「兔子」将一直处于「乌龟」的前方；如果该链表中有环，那么「兔子」会先于「乌龟」进入环，并且一直在环内移动。等到「乌龟」进入环时，由于「兔子」的速度快，它一定会在某个时刻与乌龟相遇，</w:t>
+        <w:t>假想「乌龟」和「兔子」在链表上移动，「兔子」跑得快，「乌龟」跑得慢。当「乌龟」和「兔子」从链表上的同一个节点开始移动时，如果该链表中没有环，那么「兔子」将一直处于「乌龟」的前方；如果该链表中有环，那么「兔子」会先于「乌龟」进入环，并且一直在环内移动。等到「乌龟」进入环时，由于「兔子」的速度快，它一定会在某个时刻与乌龟相遇，即套了「乌龟」若干圈。</w:t>
+      </w:r>
+    </w:p>
+    <w:p>
+      <w:pPr>
+        <w:keepNext w:val="0"/>
+        <w:keepLines w:val="0"/>
+        <w:widowControl/>
+        <w:numPr>
+          <w:numId w:val="0"/>
+        </w:numPr>
+        <w:suppressLineNumbers w:val="0"/>
+        <w:spacing w:before="0" w:beforeAutospacing="1" w:after="0" w:afterAutospacing="1"/>
+        <w:ind w:right="0" w:rightChars="0"/>
+        <w:jc w:val="left"/>
+        <w:rPr>
+          <w:rFonts w:hint="eastAsia" w:ascii="宋体" w:hAnsi="宋体" w:eastAsia="宋体" w:cs="宋体"/>
+          <w:sz w:val="24"/>
+          <w:szCs w:val="24"/>
+          <w:lang w:val="en-US" w:eastAsia="zh-CN"/>
+        </w:rPr>
+      </w:pPr>
+      <w:r>
+        <w:rPr>
+          <w:rFonts w:hint="eastAsia" w:ascii="宋体" w:hAnsi="宋体" w:eastAsia="宋体" w:cs="宋体"/>
+          <w:sz w:val="24"/>
+          <w:szCs w:val="24"/>
+          <w:lang w:val="en-US" w:eastAsia="zh-CN"/>
+        </w:rPr>
+        <w:t>17. var</w:t>
+      </w:r>
+    </w:p>
+    <w:p>
+      <w:pPr>
+        <w:keepNext w:val="0"/>
+        <w:keepLines w:val="0"/>
+        <w:widowControl/>
+        <w:numPr>
+          <w:numId w:val="0"/>
+        </w:numPr>
+        <w:suppressLineNumbers w:val="0"/>
+        <w:spacing w:before="0" w:beforeAutospacing="1" w:after="0" w:afterAutospacing="1"/>
+        <w:ind w:right="0" w:rightChars="0"/>
+        <w:jc w:val="left"/>
+        <w:rPr>
+          <w:rFonts w:hint="eastAsia" w:ascii="宋体" w:hAnsi="宋体" w:eastAsia="宋体" w:cs="宋体"/>
+          <w:sz w:val="24"/>
+          <w:szCs w:val="24"/>
+          <w:lang w:val="en-US" w:eastAsia="zh-CN"/>
+        </w:rPr>
+      </w:pPr>
+      <w:r>
+        <w:rPr>
+          <w:rFonts w:ascii="宋体" w:hAnsi="宋体" w:eastAsia="宋体" w:cs="宋体"/>
+          <w:sz w:val="24"/>
+          <w:szCs w:val="24"/>
+        </w:rPr>
+        <w:drawing>
+          <wp:inline distT="0" distB="0" distL="114300" distR="114300">
+            <wp:extent cx="4638675" cy="2147570"/>
+            <wp:effectExtent l="0" t="0" r="9525" b="1270"/>
+            <wp:docPr id="22" name="图片 1" descr="IMG_256"/>
+            <wp:cNvGraphicFramePr>
+              <a:graphicFrameLocks xmlns:a="http://schemas.openxmlformats.org/drawingml/2006/main" noChangeAspect="1"/>
+            </wp:cNvGraphicFramePr>
+            <a:graphic xmlns:a="http://schemas.openxmlformats.org/drawingml/2006/main">
+              <a:graphicData uri="http://schemas.openxmlformats.org/drawingml/2006/picture">
+                <pic:pic xmlns:pic="http://schemas.openxmlformats.org/drawingml/2006/picture">
+                  <pic:nvPicPr>
+                    <pic:cNvPr id="22" name="图片 1" descr="IMG_256"/>
+                    <pic:cNvPicPr>
+                      <a:picLocks noChangeAspect="1"/>
+                    </pic:cNvPicPr>
+                  </pic:nvPicPr>
+                  <pic:blipFill>
+                    <a:blip r:embed="rId25"/>
+                    <a:stretch>
+                      <a:fillRect/>
+                    </a:stretch>
+                  </pic:blipFill>
+                  <pic:spPr>
+                    <a:xfrm>
+                      <a:off x="0" y="0"/>
+                      <a:ext cx="4638675" cy="2147570"/>
+                    </a:xfrm>
+                    <a:prstGeom prst="rect">
+                      <a:avLst/>
+                    </a:prstGeom>
+                    <a:noFill/>
+                    <a:ln w="9525">
+                      <a:noFill/>
+                    </a:ln>
+                  </pic:spPr>
+                </pic:pic>
+              </a:graphicData>
+            </a:graphic>
+          </wp:inline>
+        </w:drawing>
+      </w:r>
+      <w:r>
+        <w:rPr>
+          <w:rFonts w:hint="eastAsia" w:ascii="宋体" w:hAnsi="宋体" w:eastAsia="宋体" w:cs="宋体"/>
+          <w:sz w:val="24"/>
+          <w:szCs w:val="24"/>
+          <w:lang w:val="en-US" w:eastAsia="zh-CN"/>
+        </w:rPr>
+        <w:t>\</w:t>
+      </w:r>
+    </w:p>
+    <w:p>
+      <w:pPr>
+        <w:keepNext w:val="0"/>
+        <w:keepLines w:val="0"/>
+        <w:widowControl/>
+        <w:numPr>
+          <w:numId w:val="0"/>
+        </w:numPr>
+        <w:suppressLineNumbers w:val="0"/>
+        <w:spacing w:before="0" w:beforeAutospacing="1" w:after="0" w:afterAutospacing="1"/>
+        <w:ind w:right="0" w:rightChars="0"/>
+        <w:jc w:val="left"/>
+        <w:rPr>
+          <w:rFonts w:hint="eastAsia" w:ascii="宋体" w:hAnsi="宋体" w:eastAsia="宋体" w:cs="宋体"/>
+          <w:sz w:val="24"/>
+          <w:szCs w:val="24"/>
+          <w:lang w:val="en-US" w:eastAsia="zh-CN"/>
+        </w:rPr>
+      </w:pPr>
+      <w:r>
+        <w:rPr>
+          <w:rFonts w:hint="eastAsia" w:ascii="宋体" w:hAnsi="宋体" w:eastAsia="宋体" w:cs="宋体"/>
+          <w:sz w:val="24"/>
+          <w:szCs w:val="24"/>
+          <w:lang w:val="en-US" w:eastAsia="zh-CN"/>
+        </w:rPr>
+        <w:t>18. ?.</w:t>
+      </w:r>
+    </w:p>
+    <w:p>
+      <w:pPr>
+        <w:keepNext w:val="0"/>
+        <w:keepLines w:val="0"/>
+        <w:widowControl/>
+        <w:numPr>
+          <w:numId w:val="0"/>
+        </w:numPr>
+        <w:suppressLineNumbers w:val="0"/>
+        <w:spacing w:before="0" w:beforeAutospacing="1" w:after="0" w:afterAutospacing="1"/>
+        <w:ind w:right="0" w:rightChars="0"/>
+        <w:jc w:val="left"/>
+        <w:rPr>
+          <w:rFonts w:ascii="宋体" w:hAnsi="宋体" w:eastAsia="宋体" w:cs="宋体"/>
+          <w:sz w:val="24"/>
+          <w:szCs w:val="24"/>
+        </w:rPr>
+      </w:pPr>
+      <w:r>
+        <w:rPr>
+          <w:rFonts w:ascii="宋体" w:hAnsi="宋体" w:eastAsia="宋体" w:cs="宋体"/>
+          <w:sz w:val="24"/>
+          <w:szCs w:val="24"/>
+        </w:rPr>
+        <w:drawing>
+          <wp:inline distT="0" distB="0" distL="114300" distR="114300">
+            <wp:extent cx="4514850" cy="1739265"/>
+            <wp:effectExtent l="0" t="0" r="11430" b="13335"/>
+            <wp:docPr id="23" name="图片 2" descr="IMG_256"/>
+            <wp:cNvGraphicFramePr>
+              <a:graphicFrameLocks xmlns:a="http://schemas.openxmlformats.org/drawingml/2006/main" noChangeAspect="1"/>
+            </wp:cNvGraphicFramePr>
+            <a:graphic xmlns:a="http://schemas.openxmlformats.org/drawingml/2006/main">
+              <a:graphicData uri="http://schemas.openxmlformats.org/drawingml/2006/picture">
+                <pic:pic xmlns:pic="http://schemas.openxmlformats.org/drawingml/2006/picture">
+                  <pic:nvPicPr>
+                    <pic:cNvPr id="23" name="图片 2" descr="IMG_256"/>
+                    <pic:cNvPicPr>
+                      <a:picLocks noChangeAspect="1"/>
+                    </pic:cNvPicPr>
+                  </pic:nvPicPr>
+                  <pic:blipFill>
+                    <a:blip r:embed="rId26"/>
+                    <a:stretch>
+                      <a:fillRect/>
+                    </a:stretch>
+                  </pic:blipFill>
+                  <pic:spPr>
+                    <a:xfrm>
+                      <a:off x="0" y="0"/>
+                      <a:ext cx="4514850" cy="1739265"/>
+                    </a:xfrm>
+                    <a:prstGeom prst="rect">
+                      <a:avLst/>
+                    </a:prstGeom>
+                    <a:noFill/>
+                    <a:ln w="9525">
+                      <a:noFill/>
+                    </a:ln>
+                  </pic:spPr>
+                </pic:pic>
+              </a:graphicData>
+            </a:graphic>
+          </wp:inline>
+        </w:drawing>
+      </w:r>
+    </w:p>
+    <w:p>
+      <w:pPr>
+        <w:keepNext w:val="0"/>
+        <w:keepLines w:val="0"/>
+        <w:widowControl/>
+        <w:numPr>
+          <w:numId w:val="0"/>
+        </w:numPr>
+        <w:suppressLineNumbers w:val="0"/>
+        <w:spacing w:before="0" w:beforeAutospacing="1" w:after="0" w:afterAutospacing="1"/>
+        <w:ind w:right="0" w:rightChars="0"/>
+        <w:jc w:val="left"/>
+        <w:rPr>
+          <w:rFonts w:hint="eastAsia" w:ascii="宋体" w:hAnsi="宋体" w:eastAsia="宋体" w:cs="宋体"/>
+          <w:sz w:val="24"/>
+          <w:szCs w:val="24"/>
+          <w:lang w:val="en-US" w:eastAsia="zh-CN"/>
+        </w:rPr>
+      </w:pPr>
+      <w:r>
+        <w:rPr>
+          <w:rFonts w:hint="eastAsia" w:ascii="宋体" w:hAnsi="宋体" w:eastAsia="宋体" w:cs="宋体"/>
+          <w:sz w:val="24"/>
+          <w:szCs w:val="24"/>
+          <w:lang w:val="en-US" w:eastAsia="zh-CN"/>
+        </w:rPr>
+        <w:t>19. 快慢指针算法中慢指针走不到一圈的数学证明</w:t>
+      </w:r>
+    </w:p>
+    <w:p>
+      <w:pPr>
+        <w:keepNext w:val="0"/>
+        <w:keepLines w:val="0"/>
+        <w:widowControl/>
+        <w:numPr>
+          <w:numId w:val="0"/>
+        </w:numPr>
+        <w:suppressLineNumbers w:val="0"/>
+        <w:spacing w:before="0" w:beforeAutospacing="1" w:after="0" w:afterAutospacing="1"/>
+        <w:ind w:right="0" w:rightChars="0"/>
+        <w:jc w:val="left"/>
+        <w:rPr>
+          <w:rFonts w:hint="eastAsia" w:ascii="宋体" w:hAnsi="宋体" w:eastAsia="宋体" w:cs="宋体"/>
+          <w:sz w:val="24"/>
+          <w:szCs w:val="24"/>
+          <w:lang w:val="en-US" w:eastAsia="zh-CN"/>
+        </w:rPr>
+      </w:pPr>
+      <w:r>
+        <w:rPr>
+          <w:rFonts w:hint="eastAsia" w:ascii="宋体" w:hAnsi="宋体" w:eastAsia="宋体" w:cs="宋体"/>
+          <w:sz w:val="24"/>
+          <w:szCs w:val="24"/>
+          <w:lang w:val="en-US" w:eastAsia="zh-CN"/>
+        </w:rPr>
+        <w:t>慢指针进入环的时候快指针已经在环内。</w:t>
+      </w:r>
+    </w:p>
+    <w:p>
+      <w:pPr>
+        <w:keepNext w:val="0"/>
+        <w:keepLines w:val="0"/>
+        <w:widowControl/>
+        <w:numPr>
+          <w:numId w:val="0"/>
+        </w:numPr>
+        <w:suppressLineNumbers w:val="0"/>
+        <w:spacing w:before="0" w:beforeAutospacing="1" w:after="0" w:afterAutospacing="1"/>
+        <w:ind w:right="0" w:rightChars="0"/>
+        <w:jc w:val="left"/>
+        <w:rPr>
+          <w:rFonts w:hint="default" w:ascii="宋体" w:hAnsi="宋体" w:eastAsia="宋体" w:cs="宋体"/>
+          <w:sz w:val="24"/>
+          <w:szCs w:val="24"/>
+          <w:lang w:val="en-US" w:eastAsia="zh-CN"/>
+        </w:rPr>
+      </w:pPr>
+      <w:r>
+        <w:rPr>
+          <w:rFonts w:hint="eastAsia" w:ascii="宋体" w:hAnsi="宋体" w:eastAsia="宋体" w:cs="宋体"/>
+          <w:sz w:val="24"/>
+          <w:szCs w:val="24"/>
+          <w:lang w:val="en-US" w:eastAsia="zh-CN"/>
+        </w:rPr>
+        <w:t>设环长为L，快慢指针间的距离为d</w:t>
+      </w:r>
+    </w:p>
+    <w:p>
+      <w:pPr>
+        <w:keepNext w:val="0"/>
+        <w:keepLines w:val="0"/>
+        <w:widowControl/>
+        <w:numPr>
+          <w:numId w:val="0"/>
+        </w:numPr>
+        <w:suppressLineNumbers w:val="0"/>
+        <w:spacing w:before="0" w:beforeAutospacing="1" w:after="0" w:afterAutospacing="1"/>
+        <w:ind w:right="0" w:rightChars="0"/>
+        <w:jc w:val="left"/>
+        <w:rPr>
+          <w:rFonts w:hint="eastAsia" w:ascii="宋体" w:hAnsi="宋体" w:eastAsia="宋体" w:cs="宋体"/>
+          <w:sz w:val="24"/>
+          <w:szCs w:val="24"/>
+          <w:lang w:val="en-US" w:eastAsia="zh-CN"/>
+        </w:rPr>
+      </w:pPr>
+      <w:r>
+        <w:rPr>
+          <w:rFonts w:hint="eastAsia" w:ascii="宋体" w:hAnsi="宋体" w:eastAsia="宋体" w:cs="宋体"/>
+          <w:sz w:val="24"/>
+          <w:szCs w:val="24"/>
+          <w:lang w:val="en-US" w:eastAsia="zh-CN"/>
+        </w:rPr>
+        <w:t>d&lt;L(d∈[0,L-1])</w:t>
+      </w:r>
+    </w:p>
+    <w:p>
+      <w:pPr>
+        <w:keepNext w:val="0"/>
+        <w:keepLines w:val="0"/>
+        <w:widowControl/>
+        <w:numPr>
+          <w:numId w:val="0"/>
+        </w:numPr>
+        <w:suppressLineNumbers w:val="0"/>
+        <w:spacing w:before="0" w:beforeAutospacing="1" w:after="0" w:afterAutospacing="1"/>
+        <w:ind w:right="0" w:rightChars="0"/>
+        <w:jc w:val="left"/>
+        <w:rPr>
+          <w:rFonts w:hint="default" w:ascii="宋体" w:hAnsi="宋体" w:eastAsia="宋体" w:cs="宋体"/>
+          <w:sz w:val="24"/>
+          <w:szCs w:val="24"/>
+          <w:lang w:val="en-US" w:eastAsia="zh-CN"/>
+        </w:rPr>
+      </w:pPr>
+      <w:r>
+        <w:rPr>
+          <w:rFonts w:hint="eastAsia" w:ascii="宋体" w:hAnsi="宋体" w:eastAsia="宋体" w:cs="宋体"/>
+          <w:sz w:val="24"/>
+          <w:szCs w:val="24"/>
+          <w:lang w:val="en-US" w:eastAsia="zh-CN"/>
+        </w:rPr>
+        <w:t>快慢指针速度差为1，又d&lt;L即快指针会在慢指针进入第二圈前追上慢指针</w:t>
       </w:r>
       <w:bookmarkStart w:id="0" w:name="_GoBack"/>
       <w:bookmarkEnd w:id="0"/>
-      <w:r>
-        <w:rPr>
-          <w:rFonts w:hint="default" w:ascii="宋体" w:hAnsi="宋体" w:eastAsia="宋体" w:cs="宋体"/>
-          <w:sz w:val="24"/>
-          <w:szCs w:val="24"/>
-          <w:lang w:val="en-US" w:eastAsia="zh-CN"/>
-        </w:rPr>
-        <w:t>即套了「乌龟」若干圈。</w:t>
-      </w:r>
-    </w:p>
-    <w:p>
-      <w:pPr>
-        <w:keepNext w:val="0"/>
-        <w:keepLines w:val="0"/>
-        <w:widowControl/>
-        <w:numPr>
-          <w:numId w:val="0"/>
-        </w:numPr>
-        <w:suppressLineNumbers w:val="0"/>
-        <w:spacing w:before="0" w:beforeAutospacing="1" w:after="0" w:afterAutospacing="1"/>
-        <w:ind w:leftChars="0" w:right="0" w:rightChars="0"/>
-        <w:jc w:val="left"/>
-        <w:rPr>
-          <w:rFonts w:hint="default" w:ascii="宋体" w:hAnsi="宋体" w:eastAsia="宋体" w:cs="宋体"/>
-          <w:sz w:val="24"/>
-          <w:szCs w:val="24"/>
-          <w:lang w:val="en-US" w:eastAsia="zh-CN"/>
-        </w:rPr>
-      </w:pPr>
     </w:p>
     <w:sectPr>
       <w:pgSz w:w="11906" w:h="16838"/>
